--- a/formats/digital_native_confessional_colonial_aftermath_complete.docx
+++ b/formats/digital_native_confessional_colonial_aftermath_complete.docx
@@ -99,7 +99,7 @@
         <w:pStyle w:val="FirstParagraph"/>
       </w:pPr>
       <w:r>
-        <w:t xml:space="preserve">The ghost of a sugar plantation lives in my router logs. I’m scraping the data, my fingers slick on the trackpad, watching the map render. Every packet trace from my cousin’s smart-farm in Kerala routes through a server farm in London, owned by a shell company registered to an address that was once a counting house for the East India Company. The latency is 150 milliseconds of history, repeating. I didn’t just inherit the stories; I inherited the infrastructure.</w:t>
+        <w:t xml:space="preserve">My grandmother’s ghost lives in a server farm in Nevada. I know because I pay the monthly hosting fee. Her smile, digitized from three faded photographs, beams across twelve hundred miles of fiber-optic cable, a colonial export I now subsidize. This is the inheritance: not land, but latency.</w:t>
       </w:r>
     </w:p>
     <w:p>
